--- a/docs/clinic/Nuskho-Service-Agreement.docx
+++ b/docs/clinic/Nuskho-Service-Agreement.docx
@@ -927,6 +927,417 @@
     </w:p>
     <w:p>
       <w:pPr>
+        <w:pStyle w:val="ListParagraph"/>
+        <w:numPr>
+          <w:ilvl w:val="0"/>
+          <w:numId w:val="2"/>
+        </w:numPr>
+        <w:spacing w:after="90" w:line="276"/>
+      </w:pPr>
+      <w:r>
+        <w:rPr>
+          <w:rFonts w:ascii="Calibri" w:cs="Calibri" w:eastAsia="Calibri" w:hAnsi="Calibri"/>
+          <w:b/>
+          <w:bCs/>
+          <w:color w:val="1A2420"/>
+          <w:sz w:val="21"/>
+          <w:szCs w:val="21"/>
+        </w:rPr>
+        <w:t xml:space="preserve">What stops: </w:t>
+      </w:r>
+      <w:r>
+        <w:rPr>
+          <w:rFonts w:ascii="Calibri" w:cs="Calibri" w:eastAsia="Calibri" w:hAnsi="Calibri"/>
+          <w:color w:val="1A2420"/>
+          <w:sz w:val="21"/>
+          <w:szCs w:val="21"/>
+        </w:rPr>
+        <w:t xml:space="preserve">support, updates, the medicine list being kept current, the Sindhi review of anything new, and any module released after that day.</w:t>
+      </w:r>
+    </w:p>
+    <w:p>
+      <w:pPr>
+        <w:pStyle w:val="ListParagraph"/>
+        <w:numPr>
+          <w:ilvl w:val="0"/>
+          <w:numId w:val="2"/>
+        </w:numPr>
+        <w:spacing w:after="90" w:line="276"/>
+      </w:pPr>
+      <w:r>
+        <w:rPr>
+          <w:rFonts w:ascii="Calibri" w:cs="Calibri" w:eastAsia="Calibri" w:hAnsi="Calibri"/>
+          <w:b/>
+          <w:bCs/>
+          <w:color w:val="1A2420"/>
+          <w:sz w:val="21"/>
+          <w:szCs w:val="21"/>
+        </w:rPr>
+        <w:t xml:space="preserve">What does not stop: </w:t>
+      </w:r>
+      <w:r>
+        <w:rPr>
+          <w:rFonts w:ascii="Calibri" w:cs="Calibri" w:eastAsia="Calibri" w:hAnsi="Calibri"/>
+          <w:color w:val="1A2420"/>
+          <w:sz w:val="21"/>
+          <w:szCs w:val="21"/>
+        </w:rPr>
+        <w:t xml:space="preserve">everything already installed. The queue, the tokens, the printing, the history, the figures, the backups, the phones on the clinic’s own wifi. All of it, for as long as the machine lasts.</w:t>
+      </w:r>
+    </w:p>
+    <w:p>
+      <w:pPr>
+        <w:pStyle w:val="ListParagraph"/>
+        <w:numPr>
+          <w:ilvl w:val="0"/>
+          <w:numId w:val="2"/>
+        </w:numPr>
+        <w:spacing w:after="90" w:line="276"/>
+      </w:pPr>
+      <w:r>
+        <w:rPr>
+          <w:rFonts w:ascii="Calibri" w:cs="Calibri" w:eastAsia="Calibri" w:hAnsi="Calibri"/>
+          <w:b/>
+          <w:bCs/>
+          <w:color w:val="1A2420"/>
+          <w:sz w:val="21"/>
+          <w:szCs w:val="21"/>
+        </w:rPr>
+        <w:t xml:space="preserve">There is nothing of the clinic’s for Nuskho to return or delete, </w:t>
+      </w:r>
+      <w:r>
+        <w:rPr>
+          <w:rFonts w:ascii="Calibri" w:cs="Calibri" w:eastAsia="Calibri" w:hAnsi="Calibri"/>
+          <w:color w:val="1A2420"/>
+          <w:sz w:val="21"/>
+          <w:szCs w:val="21"/>
+        </w:rPr>
+        <w:t xml:space="preserve">because Nuskho never held any of it. No patient, no prescription, no figure ever left the clinic’s machine.</w:t>
+      </w:r>
+    </w:p>
+    <w:p>
+      <w:pPr>
+        <w:pStyle w:val="ListParagraph"/>
+        <w:numPr>
+          <w:ilvl w:val="0"/>
+          <w:numId w:val="2"/>
+        </w:numPr>
+        <w:spacing w:after="90" w:line="276"/>
+      </w:pPr>
+      <w:r>
+        <w:rPr>
+          <w:rFonts w:ascii="Calibri" w:cs="Calibri" w:eastAsia="Calibri" w:hAnsi="Calibri"/>
+          <w:b/>
+          <w:bCs/>
+          <w:color w:val="1A2420"/>
+          <w:sz w:val="21"/>
+          <w:szCs w:val="21"/>
+        </w:rPr>
+        <w:t xml:space="preserve">The Nuskho passphrase is handed to the clinic. </w:t>
+      </w:r>
+      <w:r>
+        <w:rPr>
+          <w:rFonts w:ascii="Calibri" w:cs="Calibri" w:eastAsia="Calibri" w:hAnsi="Calibri"/>
+          <w:color w:val="1A2420"/>
+          <w:sz w:val="21"/>
+          <w:szCs w:val="21"/>
+        </w:rPr>
+        <w:t xml:space="preserve">It controls the doctor’s printed name, degrees, registration number, letterhead, the room list and the medicine review. Nuskho holds it while it is serving the clinic so that nothing on a printed medical document changes without being checked. On the last day it is written down and given to the clinic owner, and from that moment what prints is the clinic’s own responsibility and is no longer reviewed by Nuskho.</w:t>
+      </w:r>
+    </w:p>
+    <w:p>
+      <w:pPr>
+        <w:pStyle w:val="Heading2"/>
+        <w:spacing w:after="100" w:before="220"/>
+      </w:pPr>
+      <w:r>
+        <w:rPr>
+          <w:rFonts w:ascii="Calibri" w:cs="Calibri" w:eastAsia="Calibri" w:hAnsi="Calibri"/>
+          <w:b/>
+          <w:bCs/>
+          <w:color w:val="0F5C4A"/>
+          <w:sz w:val="26"/>
+          <w:szCs w:val="26"/>
+        </w:rPr>
+        <w:t xml:space="preserve">The last day</w:t>
+      </w:r>
+    </w:p>
+    <w:p>
+      <w:pPr>
+        <w:spacing w:after="140"/>
+      </w:pPr>
+      <w:r>
+        <w:rPr>
+          <w:rFonts w:ascii="Calibri" w:cs="Calibri" w:eastAsia="Calibri" w:hAnsi="Calibri"/>
+          <w:i/>
+          <w:iCs/>
+          <w:color w:val="5B6B66"/>
+          <w:sz w:val="19"/>
+          <w:szCs w:val="19"/>
+        </w:rPr>
+        <w:t xml:space="preserve">Short, and done together, so that nothing is left half finished and neither side has to ring the other afterwards.</w:t>
+      </w:r>
+    </w:p>
+    <w:p>
+      <w:pPr>
+        <w:pStyle w:val="ListParagraph"/>
+        <w:numPr>
+          <w:ilvl w:val="0"/>
+          <w:numId w:val="3"/>
+        </w:numPr>
+        <w:spacing w:after="110" w:line="280"/>
+      </w:pPr>
+      <w:r>
+        <w:rPr>
+          <w:rFonts w:ascii="Calibri" w:cs="Calibri" w:eastAsia="Calibri" w:hAnsi="Calibri"/>
+          <w:b/>
+          <w:bCs/>
+          <w:color w:val="1A2420"/>
+          <w:sz w:val="21"/>
+          <w:szCs w:val="21"/>
+        </w:rPr>
+        <w:t xml:space="preserve">Save a full backup together, </w:t>
+      </w:r>
+      <w:r>
+        <w:rPr>
+          <w:rFonts w:ascii="Calibri" w:cs="Calibri" w:eastAsia="Calibri" w:hAnsi="Calibri"/>
+          <w:color w:val="1A2420"/>
+          <w:sz w:val="21"/>
+          <w:szCs w:val="21"/>
+        </w:rPr>
+        <w:t xml:space="preserve">onto the clinic’s own drive, and open it once to be sure it is readable.</w:t>
+      </w:r>
+    </w:p>
+    <w:p>
+      <w:pPr>
+        <w:pStyle w:val="ListParagraph"/>
+        <w:numPr>
+          <w:ilvl w:val="0"/>
+          <w:numId w:val="3"/>
+        </w:numPr>
+        <w:spacing w:after="110" w:line="280"/>
+      </w:pPr>
+      <w:r>
+        <w:rPr>
+          <w:rFonts w:ascii="Calibri" w:cs="Calibri" w:eastAsia="Calibri" w:hAnsi="Calibri"/>
+          <w:b/>
+          <w:bCs/>
+          <w:color w:val="1A2420"/>
+          <w:sz w:val="21"/>
+          <w:szCs w:val="21"/>
+        </w:rPr>
+        <w:t xml:space="preserve">Write the date of that backup here: </w:t>
+      </w:r>
+      <w:r>
+        <w:rPr>
+          <w:rFonts w:ascii="Calibri" w:cs="Calibri" w:eastAsia="Calibri" w:hAnsi="Calibri"/>
+          <w:color w:val="1A2420"/>
+          <w:sz w:val="21"/>
+          <w:szCs w:val="21"/>
+        </w:rPr>
+        <w:t xml:space="preserve">________________  and the version shown in About: ________________</w:t>
+      </w:r>
+    </w:p>
+    <w:p>
+      <w:pPr>
+        <w:pStyle w:val="ListParagraph"/>
+        <w:numPr>
+          <w:ilvl w:val="0"/>
+          <w:numId w:val="3"/>
+        </w:numPr>
+        <w:spacing w:after="110" w:line="280"/>
+      </w:pPr>
+      <w:r>
+        <w:rPr>
+          <w:rFonts w:ascii="Calibri" w:cs="Calibri" w:eastAsia="Calibri" w:hAnsi="Calibri"/>
+          <w:b/>
+          <w:bCs/>
+          <w:color w:val="1A2420"/>
+          <w:sz w:val="21"/>
+          <w:szCs w:val="21"/>
+        </w:rPr>
+        <w:t xml:space="preserve">Nuskho writes the passphrase down and hands it over. </w:t>
+      </w:r>
+      <w:r>
+        <w:rPr>
+          <w:rFonts w:ascii="Calibri" w:cs="Calibri" w:eastAsia="Calibri" w:hAnsi="Calibri"/>
+          <w:color w:val="1A2420"/>
+          <w:sz w:val="21"/>
+          <w:szCs w:val="21"/>
+        </w:rPr>
+        <w:t xml:space="preserve">The clinic owner keeps it somewhere only he can reach. Nobody can recover it later, including Nuskho.</w:t>
+      </w:r>
+    </w:p>
+    <w:p>
+      <w:pPr>
+        <w:pStyle w:val="ListParagraph"/>
+        <w:numPr>
+          <w:ilvl w:val="0"/>
+          <w:numId w:val="3"/>
+        </w:numPr>
+        <w:spacing w:after="110" w:line="280"/>
+      </w:pPr>
+      <w:r>
+        <w:rPr>
+          <w:rFonts w:ascii="Calibri" w:cs="Calibri" w:eastAsia="Calibri" w:hAnsi="Calibri"/>
+          <w:b/>
+          <w:bCs/>
+          <w:color w:val="1A2420"/>
+          <w:sz w:val="21"/>
+          <w:szCs w:val="21"/>
+        </w:rPr>
+        <w:t xml:space="preserve">Both sides sign below that this was done.</w:t>
+      </w:r>
+    </w:p>
+    <w:p>
+      <w:pPr>
+        <w:spacing w:after="120"/>
+      </w:pPr>
+    </w:p>
+    <w:tbl>
+      <w:tblPr>
+        <w:tblW w:type="dxa" w:w="9406"/>
+        <w:tblBorders>
+          <w:top w:val="none"/>
+          <w:left w:val="none"/>
+          <w:bottom w:val="none"/>
+          <w:right w:val="none"/>
+          <w:insideH w:val="none"/>
+          <w:insideV w:val="none"/>
+        </w:tblBorders>
+      </w:tblPr>
+      <w:tblGrid>
+        <w:gridCol w:w="3400"/>
+        <w:gridCol w:w="6006"/>
+      </w:tblGrid>
+      <w:tr>
+        <w:tc>
+          <w:tcPr>
+            <w:tcW w:type="dxa" w:w="3400"/>
+            <w:tcBorders>
+              <w:top w:val="none"/>
+              <w:left w:val="none"/>
+              <w:bottom w:val="none"/>
+              <w:right w:val="none"/>
+            </w:tcBorders>
+          </w:tcPr>
+          <w:p>
+            <w:pPr>
+              <w:spacing w:after="60"/>
+            </w:pPr>
+            <w:r>
+              <w:rPr>
+                <w:rFonts w:ascii="Calibri" w:cs="Calibri" w:eastAsia="Calibri" w:hAnsi="Calibri"/>
+                <w:b/>
+                <w:bCs/>
+                <w:color w:val="1A2420"/>
+                <w:sz w:val="20"/>
+                <w:szCs w:val="20"/>
+              </w:rPr>
+              <w:t xml:space="preserve">Backup checked by, for the clinic</w:t>
+            </w:r>
+          </w:p>
+        </w:tc>
+        <w:tc>
+          <w:tcPr>
+            <w:tcW w:type="dxa" w:w="6006"/>
+            <w:tcBorders>
+              <w:top w:val="none"/>
+              <w:left w:val="none"/>
+              <w:bottom w:val="single" w:color="9AABA5" w:sz="6"/>
+              <w:right w:val="none"/>
+            </w:tcBorders>
+          </w:tcPr>
+          <w:p>
+            <w:pPr>
+              <w:spacing w:after="60"/>
+            </w:pPr>
+            <w:r>
+              <w:rPr>
+                <w:rFonts w:ascii="Calibri" w:cs="Calibri" w:eastAsia="Calibri" w:hAnsi="Calibri"/>
+                <w:color w:val="1A2420"/>
+                <w:sz w:val="21"/>
+                <w:szCs w:val="21"/>
+              </w:rPr>
+              <w:t xml:space="preserve"> </w:t>
+            </w:r>
+          </w:p>
+        </w:tc>
+      </w:tr>
+    </w:tbl>
+    <w:tbl>
+      <w:tblPr>
+        <w:tblW w:type="dxa" w:w="9406"/>
+        <w:tblBorders>
+          <w:top w:val="none"/>
+          <w:left w:val="none"/>
+          <w:bottom w:val="none"/>
+          <w:right w:val="none"/>
+          <w:insideH w:val="none"/>
+          <w:insideV w:val="none"/>
+        </w:tblBorders>
+      </w:tblPr>
+      <w:tblGrid>
+        <w:gridCol w:w="3400"/>
+        <w:gridCol w:w="6006"/>
+      </w:tblGrid>
+      <w:tr>
+        <w:tc>
+          <w:tcPr>
+            <w:tcW w:type="dxa" w:w="3400"/>
+            <w:tcBorders>
+              <w:top w:val="none"/>
+              <w:left w:val="none"/>
+              <w:bottom w:val="none"/>
+              <w:right w:val="none"/>
+            </w:tcBorders>
+          </w:tcPr>
+          <w:p>
+            <w:pPr>
+              <w:spacing w:after="60"/>
+            </w:pPr>
+            <w:r>
+              <w:rPr>
+                <w:rFonts w:ascii="Calibri" w:cs="Calibri" w:eastAsia="Calibri" w:hAnsi="Calibri"/>
+                <w:b/>
+                <w:bCs/>
+                <w:color w:val="1A2420"/>
+                <w:sz w:val="20"/>
+                <w:szCs w:val="20"/>
+              </w:rPr>
+              <w:t xml:space="preserve">Passphrase handed by, for Nuskho</w:t>
+            </w:r>
+          </w:p>
+        </w:tc>
+        <w:tc>
+          <w:tcPr>
+            <w:tcW w:type="dxa" w:w="6006"/>
+            <w:tcBorders>
+              <w:top w:val="none"/>
+              <w:left w:val="none"/>
+              <w:bottom w:val="single" w:color="9AABA5" w:sz="6"/>
+              <w:right w:val="none"/>
+            </w:tcBorders>
+          </w:tcPr>
+          <w:p>
+            <w:pPr>
+              <w:spacing w:after="60"/>
+            </w:pPr>
+            <w:r>
+              <w:rPr>
+                <w:rFonts w:ascii="Calibri" w:cs="Calibri" w:eastAsia="Calibri" w:hAnsi="Calibri"/>
+                <w:color w:val="1A2420"/>
+                <w:sz w:val="21"/>
+                <w:szCs w:val="21"/>
+              </w:rPr>
+              <w:t xml:space="preserve"> </w:t>
+            </w:r>
+          </w:p>
+        </w:tc>
+      </w:tr>
+    </w:tbl>
+    <w:p>
+      <w:pPr>
         <w:spacing w:after="240"/>
       </w:pPr>
     </w:p>
@@ -1400,6 +1811,12 @@
   </w:num>
   <w:num w:numId="2">
     <w:abstractNumId w:val="2"/>
+    <w:lvlOverride w:ilvl="0">
+      <w:startOverride w:val="1"/>
+    </w:lvlOverride>
+  </w:num>
+  <w:num w:numId="3">
+    <w:abstractNumId w:val="3"/>
     <w:lvlOverride w:ilvl="0">
       <w:startOverride w:val="1"/>
     </w:lvlOverride>

--- a/docs/clinic/Nuskho-Service-Agreement.docx
+++ b/docs/clinic/Nuskho-Service-Agreement.docx
@@ -726,16 +726,16 @@
           <w:sz w:val="21"/>
           <w:szCs w:val="21"/>
         </w:rPr>
-        <w:t xml:space="preserve">There is no kill switch, and there never will be. </w:t>
-      </w:r>
-      <w:r>
-        <w:rPr>
-          <w:rFonts w:ascii="Calibri" w:cs="Calibri" w:eastAsia="Calibri" w:hAnsi="Calibri"/>
-          <w:color w:val="1A2420"/>
-          <w:sz w:val="21"/>
-          <w:szCs w:val="21"/>
-        </w:rPr>
-        <w:t xml:space="preserve">The software never asks any server for permission to run. If this agreement ends, if Nuskho closes, if the internet is down for a year, the clinic keeps printing.</w:t>
+        <w:t xml:space="preserve">The software never asks any server for permission to run. </w:t>
+      </w:r>
+      <w:r>
+        <w:rPr>
+          <w:rFonts w:ascii="Calibri" w:cs="Calibri" w:eastAsia="Calibri" w:hAnsi="Calibri"/>
+          <w:color w:val="1A2420"/>
+          <w:sz w:val="21"/>
+          <w:szCs w:val="21"/>
+        </w:rPr>
+        <w:t xml:space="preserve">No account, no internet, no check of any kind while the licence is current. If the internet is down for a year the clinic keeps printing, and if Nuskho closes tomorrow the clinic is given the code that keeps it open for good.</w:t>
       </w:r>
     </w:p>
     <w:p>
@@ -887,11 +887,52 @@
       <w:r>
         <w:rPr>
           <w:rFonts w:ascii="Calibri" w:cs="Calibri" w:eastAsia="Calibri" w:hAnsi="Calibri"/>
-          <w:color w:val="1A2420"/>
-          <w:sz w:val="21"/>
-          <w:szCs w:val="21"/>
-        </w:rPr>
-        <w:t xml:space="preserve">The monthly amount is paid as agreed above. If payment stops, support and updates stop. The software itself keeps working, because the records and the clinic’s work do not belong to Nuskho.</w:t>
+          <w:b/>
+          <w:bCs/>
+          <w:color w:val="1A2420"/>
+          <w:sz w:val="21"/>
+          <w:szCs w:val="21"/>
+        </w:rPr>
+        <w:t xml:space="preserve">The monthly amount is paid as agreed above. </w:t>
+      </w:r>
+      <w:r>
+        <w:rPr>
+          <w:rFonts w:ascii="Calibri" w:cs="Calibri" w:eastAsia="Calibri" w:hAnsi="Calibri"/>
+          <w:color w:val="1A2420"/>
+          <w:sz w:val="21"/>
+          <w:szCs w:val="21"/>
+        </w:rPr>
+        <w:t xml:space="preserve">Nuskho is licensed software. If payment stops, support and updates stop at once, and after a grace period of ______ days the app stops opening until the clinic rings Nuskho and is read a code, which takes half a minute and needs no internet. The app warns about this every evening for weeks beforehand, so it is never a surprise.</w:t>
+      </w:r>
+    </w:p>
+    <w:p>
+      <w:pPr>
+        <w:pStyle w:val="ListParagraph"/>
+        <w:numPr>
+          <w:ilvl w:val="0"/>
+          <w:numId w:val="2"/>
+        </w:numPr>
+        <w:spacing w:after="90" w:line="276"/>
+      </w:pPr>
+      <w:r>
+        <w:rPr>
+          <w:rFonts w:ascii="Calibri" w:cs="Calibri" w:eastAsia="Calibri" w:hAnsi="Calibri"/>
+          <w:b/>
+          <w:bCs/>
+          <w:color w:val="1A2420"/>
+          <w:sz w:val="21"/>
+          <w:szCs w:val="21"/>
+        </w:rPr>
+        <w:t xml:space="preserve">The records are never held, paid or unpaid. </w:t>
+      </w:r>
+      <w:r>
+        <w:rPr>
+          <w:rFonts w:ascii="Calibri" w:cs="Calibri" w:eastAsia="Calibri" w:hAnsi="Calibri"/>
+          <w:color w:val="1A2420"/>
+          <w:sz w:val="21"/>
+          <w:szCs w:val="21"/>
+        </w:rPr>
+        <w:t xml:space="preserve">Even with the app stopped, the doctor presses one button and saves every patient and every prescription to his own drive. Nuskho holds no copy of any of it and could not withhold it if it wanted to. The software is licensed; the clinic’s records are not.</w:t>
       </w:r>
     </w:p>
     <w:p>
@@ -922,7 +963,7 @@
           <w:sz w:val="21"/>
           <w:szCs w:val="21"/>
         </w:rPr>
-        <w:t xml:space="preserve">Either side may end this agreement with one month’s notice, in writing or on WhatsApp. On ending: the software keeps working exactly as it is, the records stay with the clinic, and support and updates stop. Nothing is switched off, because there is nothing to switch off.</w:t>
+        <w:t xml:space="preserve">Either side may end this agreement with one month’s notice, in writing or on WhatsApp. On ending the records stay with the clinic, in full, and support and updates stop.</w:t>
       </w:r>
     </w:p>
     <w:p>
@@ -982,7 +1023,7 @@
           <w:sz w:val="21"/>
           <w:szCs w:val="21"/>
         </w:rPr>
-        <w:t xml:space="preserve">everything already installed. The queue, the tokens, the printing, the history, the figures, the backups, the phones on the clinic’s own wifi. All of it, for as long as the machine lasts.</w:t>
+        <w:t xml:space="preserve">the clinic’s ownership of its own records, ever. On a proper ending Nuskho gives the clinic a code that keeps the app open permanently, so a clinic that leaves on good terms leaves with working software and everything in it. A clinic that simply stops answering does not receive that code, and the app stops, but it still saves every patient out with one press.</w:t>
       </w:r>
     </w:p>
     <w:p>
@@ -1166,6 +1207,36 @@
           <w:szCs w:val="21"/>
         </w:rPr>
         <w:t xml:space="preserve">The clinic owner keeps it somewhere only he can reach. Nobody can recover it later, including Nuskho.</w:t>
+      </w:r>
+    </w:p>
+    <w:p>
+      <w:pPr>
+        <w:pStyle w:val="ListParagraph"/>
+        <w:numPr>
+          <w:ilvl w:val="0"/>
+          <w:numId w:val="3"/>
+        </w:numPr>
+        <w:spacing w:after="110" w:line="280"/>
+      </w:pPr>
+      <w:r>
+        <w:rPr>
+          <w:rFonts w:ascii="Calibri" w:cs="Calibri" w:eastAsia="Calibri" w:hAnsi="Calibri"/>
+          <w:b/>
+          <w:bCs/>
+          <w:color w:val="1A2420"/>
+          <w:sz w:val="21"/>
+          <w:szCs w:val="21"/>
+        </w:rPr>
+        <w:t xml:space="preserve">Nuskho reads out the permanent code and watches it entered. </w:t>
+      </w:r>
+      <w:r>
+        <w:rPr>
+          <w:rFonts w:ascii="Calibri" w:cs="Calibri" w:eastAsia="Calibri" w:hAnsi="Calibri"/>
+          <w:color w:val="1A2420"/>
+          <w:sz w:val="21"/>
+          <w:szCs w:val="21"/>
+        </w:rPr>
+        <w:t xml:space="preserve">The app is then open for good and will never stop again, whatever happens to Nuskho afterwards.</w:t>
       </w:r>
     </w:p>
     <w:p>
